--- a/5.mongodb/1.commads by Maximilian -udemy.docx
+++ b/5.mongodb/1.commads by Maximilian -udemy.docx
@@ -813,7 +813,6 @@
         <w:ind w:left="-284"/>
       </w:pPr>
       <w:r>
-        <w:lastRenderedPageBreak/>
         <w:t>If mongo always interact with file system it will be literally be slow</w:t>
       </w:r>
     </w:p>
@@ -1692,7 +1691,6 @@
           <w:rFonts w:ascii="Segoe UI" w:hAnsi="Segoe UI" w:cs="Segoe UI"/>
           <w:color w:val="1C1D1F"/>
         </w:rPr>
-        <w:lastRenderedPageBreak/>
         <w:t>Supported default_languages: </w:t>
       </w:r>
       <w:hyperlink r:id="rId27" w:anchor="text-search-languages" w:tgtFrame="_blank" w:history="1">
@@ -1786,7 +1784,7 @@
       <w:r>
         <w:t xml:space="preserve">Goto </w:t>
       </w:r>
-      <w:hyperlink r:id="rId29" w:history="1">
+      <w:hyperlink r:id="rId29" w:anchor="/clusters" w:history="1">
         <w:r>
           <w:rPr>
             <w:rStyle w:val="Hyperlink"/>
@@ -1838,7 +1836,13 @@
     </w:p>
     <w:p>
       <w:r>
-        <w:t>In below admin is user name and admin is password</w:t>
+        <w:lastRenderedPageBreak/>
+        <w:t>In below admin is use</w:t>
+      </w:r>
+      <w:bookmarkStart w:id="0" w:name="_GoBack"/>
+      <w:bookmarkEnd w:id="0"/>
+      <w:r>
+        <w:t>r name and admin is password</w:t>
       </w:r>
     </w:p>
     <w:p>
@@ -2080,7 +2084,6 @@
           <w:sz w:val="32"/>
           <w:lang w:val="en-US"/>
         </w:rPr>
-        <w:lastRenderedPageBreak/>
         <w:t>After updating its looking like this</w:t>
       </w:r>
     </w:p>
@@ -2187,6 +2190,7 @@
     </w:p>
     <w:p>
       <w:r>
+        <w:lastRenderedPageBreak/>
         <w:t>db.users.find({"hobbies.title":"sports","hobbies.frequency":{$gte:17} });</w:t>
       </w:r>
     </w:p>
@@ -2350,7 +2354,6 @@
     </w:p>
     <w:p>
       <w:r>
-        <w:lastRenderedPageBreak/>
         <w:t>the problem is if u search with badminton and shuttle u will get only this not shuttle and badminton so that’s why u should use $all operator</w:t>
       </w:r>
     </w:p>
@@ -2500,6 +2503,7 @@
     </w:p>
     <w:p>
       <w:r>
+        <w:lastRenderedPageBreak/>
         <w:t>]</w:t>
       </w:r>
     </w:p>
@@ -2678,7 +2682,6 @@
     </w:p>
     <w:p>
       <w:r>
-        <w:lastRenderedPageBreak/>
         <w:t>Though the array consists 2 docs where the other document didn’t satisfied still it fetched the entire main document</w:t>
       </w:r>
     </w:p>
@@ -2693,6 +2696,7 @@
           <w:noProof/>
           <w:lang w:eastAsia="en-IN"/>
         </w:rPr>
+        <w:lastRenderedPageBreak/>
         <w:drawing>
           <wp:anchor distT="0" distB="0" distL="114300" distR="114300" simplePos="0" relativeHeight="251660288" behindDoc="0" locked="0" layoutInCell="1" allowOverlap="1" wp14:anchorId="2E913AF9" wp14:editId="14902968">
             <wp:simplePos x="457200" y="6429375"/>
@@ -2896,7 +2900,6 @@
         </w:rPr>
       </w:pPr>
       <w:r>
-        <w:lastRenderedPageBreak/>
         <w:t xml:space="preserve">shop&gt; </w:t>
       </w:r>
       <w:r>
@@ -2960,6 +2963,7 @@
         </w:pBdr>
       </w:pPr>
       <w:r>
+        <w:lastRenderedPageBreak/>
         <w:t>Example:-2</w:t>
       </w:r>
     </w:p>
@@ -3065,7 +3069,6 @@
     </w:p>
     <w:p>
       <w:r>
-        <w:lastRenderedPageBreak/>
         <w:t>db.users.find({hobbies:{$elemMatch:{title:'sports',frequency: {$gte:7}  } } });</w:t>
       </w:r>
     </w:p>
@@ -3147,6 +3150,7 @@
     </w:p>
     <w:p>
       <w:r>
+        <w:lastRenderedPageBreak/>
         <w:t>[ { _id: ObjectId("6416c4b1157114eab4e89fe3"), title: 'Supercharged Teaching',</w:t>
       </w:r>
     </w:p>
@@ -3282,7 +3286,6 @@
     </w:p>
     <w:p>
       <w:r>
-        <w:lastRenderedPageBreak/>
         <w:t xml:space="preserve">    </w:t>
       </w:r>
       <w:r>
@@ -3336,6 +3339,7 @@
           <w:noProof/>
           <w:lang w:eastAsia="en-IN"/>
         </w:rPr>
+        <w:lastRenderedPageBreak/>
         <w:drawing>
           <wp:inline distT="0" distB="0" distL="0" distR="0">
             <wp:extent cx="6648450" cy="3486150"/>
@@ -3503,8 +3507,6 @@
         </w:rPr>
         <w:t>Simple way:- db.createCollection(‘accounts’);</w:t>
       </w:r>
-      <w:bookmarkStart w:id="0" w:name="_GoBack"/>
-      <w:bookmarkEnd w:id="0"/>
     </w:p>
     <w:p>
       <w:pPr>
@@ -3622,7 +3624,6 @@
           <w:sz w:val="22"/>
           <w:lang w:val="en-US"/>
         </w:rPr>
-        <w:lastRenderedPageBreak/>
         <w:tab/>
       </w:r>
       <w:r>
@@ -3838,6 +3839,7 @@
           <w:sz w:val="22"/>
           <w:lang w:val="en-US"/>
         </w:rPr>
+        <w:lastRenderedPageBreak/>
         <w:tab/>
       </w:r>
       <w:r>
@@ -4566,7 +4568,6 @@
             <w14:round/>
           </w14:textOutline>
         </w:rPr>
-        <w:lastRenderedPageBreak/>
         <w:t>Delete</w:t>
       </w:r>
     </w:p>
@@ -4643,6 +4644,7 @@
         <w:pStyle w:val="3h3-yellow"/>
       </w:pPr>
       <w:r>
+        <w:lastRenderedPageBreak/>
         <w:t>Embedded documents</w:t>
       </w:r>
     </w:p>
@@ -4848,17 +4850,17 @@
     </w:p>
     <w:p>
       <w:r>
+        <w:t xml:space="preserve">      collation: &lt;document&gt;,</w:t>
+      </w:r>
+    </w:p>
+    <w:p>
+      <w:r>
+        <w:t xml:space="preserve">      hint: &lt;document|string&gt;        // Available starting in MongoDB 4.4</w:t>
+      </w:r>
+    </w:p>
+    <w:p>
+      <w:r>
         <w:lastRenderedPageBreak/>
-        <w:t xml:space="preserve">      collation: &lt;document&gt;,</w:t>
-      </w:r>
-    </w:p>
-    <w:p>
-      <w:r>
-        <w:t xml:space="preserve">      hint: &lt;document|string&gt;        // Available starting in MongoDB 4.4</w:t>
-      </w:r>
-    </w:p>
-    <w:p>
-      <w:r>
         <w:t xml:space="preserve">   })</w:t>
       </w:r>
     </w:p>
@@ -5586,7 +5588,6 @@
         <w:pStyle w:val="h4-greenn"/>
       </w:pPr>
       <w:r>
-        <w:lastRenderedPageBreak/>
         <w:t>Accessing inner fields</w:t>
       </w:r>
     </w:p>
@@ -5699,6 +5700,7 @@
                 <w:szCs w:val="20"/>
                 <w:lang w:eastAsia="en-IN"/>
               </w:rPr>
+              <w:lastRenderedPageBreak/>
               <w:t>{ horsepower: 1600, engineName: 'garuda'</w:t>
             </w:r>
             <w:r>
@@ -7175,7 +7177,6 @@
         <w:ind w:left="0"/>
       </w:pPr>
       <w:r>
-        <w:lastRenderedPageBreak/>
         <w:t xml:space="preserve">{createdTimeStamp:{$gte:ISODate(“2023-03-31”}} </w:t>
       </w:r>
     </w:p>
@@ -7185,6 +7186,7 @@
         <w:ind w:left="0"/>
       </w:pPr>
       <w:r>
+        <w:lastRenderedPageBreak/>
         <w:t>// this will fetch the records greater than 2023-03-21 T00:00:01 after 12:00 AM after 1 second</w:t>
       </w:r>
     </w:p>
@@ -7567,7 +7569,6 @@
             <w14:round/>
           </w14:textOutline>
         </w:rPr>
-        <w:lastRenderedPageBreak/>
         <w:t>Unless there is a space in the key we don’t need to keep the key in double quotes</w:t>
       </w:r>
     </w:p>
@@ -7918,22 +7919,22 @@
     </w:p>
     <w:p>
       <w:r>
+        <w:t xml:space="preserve">      { hyderabad: 50000, mainCampus: 'deccan park' },</w:t>
+      </w:r>
+    </w:p>
+    <w:p>
+      <w:r>
+        <w:t xml:space="preserve">      { chennai: 60000, mainCampus: 'siruseri' }</w:t>
+      </w:r>
+    </w:p>
+    <w:p>
+      <w:r>
+        <w:t xml:space="preserve">    ],</w:t>
+      </w:r>
+    </w:p>
+    <w:p>
+      <w:r>
         <w:lastRenderedPageBreak/>
-        <w:t xml:space="preserve">      { hyderabad: 50000, mainCampus: 'deccan park' },</w:t>
-      </w:r>
-    </w:p>
-    <w:p>
-      <w:r>
-        <w:t xml:space="preserve">      { chennai: 60000, mainCampus: 'siruseri' }</w:t>
-      </w:r>
-    </w:p>
-    <w:p>
-      <w:r>
-        <w:t xml:space="preserve">    ],</w:t>
-      </w:r>
-    </w:p>
-    <w:p>
-      <w:r>
         <w:t xml:space="preserve">    foundedDate: ISODate("2022-12-28T06:25:04.409Z")</w:t>
       </w:r>
     </w:p>
@@ -9411,7 +9412,6 @@
     </w:tbl>
     <w:p>
       <w:r>
-        <w:lastRenderedPageBreak/>
         <w:t>Example:-</w:t>
       </w:r>
     </w:p>
@@ -10483,6 +10483,7 @@
             </w14:gradFill>
           </w14:textFill>
         </w:rPr>
+        <w:lastRenderedPageBreak/>
         <w:t>using $</w:t>
       </w:r>
       <w:r>
@@ -10596,7 +10597,6 @@
         <w:spacing w:after="0" w:line="360" w:lineRule="atLeast"/>
       </w:pPr>
       <w:r>
-        <w:lastRenderedPageBreak/>
         <w:t>74</w:t>
       </w:r>
       <w:r>
@@ -11058,6 +11058,7 @@
     </w:p>
     <w:p>
       <w:r>
+        <w:lastRenderedPageBreak/>
         <w:t xml:space="preserve">Lets say some documents </w:t>
       </w:r>
       <w:r>
@@ -11128,6 +11129,7 @@
         <w:rPr>
           <w:rFonts w:ascii="Candara" w:hAnsi="Candara"/>
         </w:rPr>
+        <w:lastRenderedPageBreak/>
         <w:t xml:space="preserve">shop&gt; </w:t>
       </w:r>
       <w:r>
@@ -11176,7 +11178,6 @@
         <w:pStyle w:val="5blue"/>
       </w:pPr>
       <w:r>
-        <w:lastRenderedPageBreak/>
         <w:t>$ne:null</w:t>
       </w:r>
     </w:p>
@@ -11256,6 +11257,7 @@
           <w:color w:val="FFFFFF" w:themeColor="background1"/>
           <w:highlight w:val="magenta"/>
         </w:rPr>
+        <w:lastRenderedPageBreak/>
         <w:t>[  {    _id: ObjectId("6415a48d40a9fadedfe65f28"),    name: 'manideep',    age: 29, address: 'Hyd'  },</w:t>
       </w:r>
     </w:p>
@@ -11437,6 +11439,7 @@
     <w:p/>
     <w:p>
       <w:r>
+        <w:lastRenderedPageBreak/>
         <w:t>[ {   _id: ObjectId("6415de8abd2796ece6015bcb"), title: 'The Last Student Returns',</w:t>
       </w:r>
     </w:p>
@@ -11483,15 +11486,15 @@
         <w:rPr>
           <w:sz w:val="32"/>
         </w:rPr>
+        <w:t>db.boxoffice.find({$or:[ {genre:"drama"}, {genre:"action"}]});</w:t>
+      </w:r>
+    </w:p>
+    <w:p>
+      <w:pPr>
+        <w:pStyle w:val="5blue"/>
+      </w:pPr>
+      <w:r>
         <w:lastRenderedPageBreak/>
-        <w:t>db.boxoffice.find({$or:[ {genre:"drama"}, {genre:"action"}]});</w:t>
-      </w:r>
-    </w:p>
-    <w:p>
-      <w:pPr>
-        <w:pStyle w:val="5blue"/>
-      </w:pPr>
-      <w:r>
         <w:t>$regex</w:t>
       </w:r>
     </w:p>
@@ -11910,6 +11913,7 @@
         <w:pStyle w:val="5blue"/>
       </w:pPr>
       <w:r>
+        <w:lastRenderedPageBreak/>
         <w:t>$min</w:t>
       </w:r>
     </w:p>
@@ -11974,6 +11978,7 @@
         <w:pStyle w:val="5blue"/>
       </w:pPr>
       <w:r>
+        <w:lastRenderedPageBreak/>
         <w:t>$</w:t>
       </w:r>
       <w:r>
@@ -12151,6 +12156,7 @@
         <w:pStyle w:val="ListParagraph"/>
       </w:pPr>
       <w:r>
+        <w:lastRenderedPageBreak/>
         <w:t>now field will still be visible</w:t>
       </w:r>
     </w:p>
@@ -12287,6 +12293,7 @@
     </w:p>
     <w:p>
       <w:r>
+        <w:lastRenderedPageBreak/>
         <w:t xml:space="preserve">  modifiedCount: 2,</w:t>
       </w:r>
     </w:p>
@@ -12307,7 +12314,6 @@
         <w:pStyle w:val="5blue"/>
       </w:pPr>
       <w:r>
-        <w:lastRenderedPageBreak/>
         <w:t xml:space="preserve"> $ Upsert</w:t>
       </w:r>
     </w:p>
@@ -12367,6 +12373,7 @@
         <w:rPr>
           <w:shd w:val="clear" w:color="auto" w:fill="F9FBFA"/>
         </w:rPr>
+        <w:lastRenderedPageBreak/>
         <w:t>db.Employees.updateOne({name:'Manideep'},</w:t>
       </w:r>
     </w:p>
@@ -12595,11 +12602,13 @@
             <w14:round/>
           </w14:textOutline>
         </w:rPr>
+        <w:lastRenderedPageBreak/>
         <w:t>1)Create a new collection ("sports") and upsert two new documents into it (with these fields: "title", "requiresTeam")</w:t>
       </w:r>
     </w:p>
     <w:p>
       <w:r>
+        <w:lastRenderedPageBreak/>
         <w:t>db.sports.updateOne({_id:1},{$set:{title:'Carroms',requiresTeam:true}},{upsert:true});</w:t>
       </w:r>
     </w:p>
@@ -12652,7 +12661,6 @@
           <w:szCs w:val="24"/>
           <w:lang w:eastAsia="en-IN"/>
         </w:rPr>
-        <w:lastRenderedPageBreak/>
         <w:t>db.sports.updateOne({ title: "basketball" }, { $set: { requiresTeam: true } }, { upsert: true })</w:t>
       </w:r>
     </w:p>
@@ -12888,6 +12896,7 @@
             <w14:bevel/>
           </w14:textOutline>
         </w:rPr>
+        <w:lastRenderedPageBreak/>
         <w:t xml:space="preserve">Pretty </w:t>
       </w:r>
     </w:p>
@@ -12985,6 +12994,7 @@
     </w:p>
     <w:p>
       <w:r>
+        <w:lastRenderedPageBreak/>
         <w:t>Db.flights.find(filter,options);</w:t>
       </w:r>
     </w:p>
@@ -13004,67 +13014,67 @@
     </w:p>
     <w:p>
       <w:r>
+        <w:t xml:space="preserve">By default _id column will be fetched if u don’t want that to be </w:t>
+      </w:r>
+      <w:r>
+        <w:t>fetched,</w:t>
+      </w:r>
+      <w:r>
+        <w:t xml:space="preserve"> hence I gave 0 wantedly</w:t>
+      </w:r>
+    </w:p>
+    <w:p>
+      <w:r>
+        <w:t>We can use projections on inner documents</w:t>
+      </w:r>
+    </w:p>
+    <w:p>
+      <w:pPr>
+        <w:pStyle w:val="3h4-red"/>
+      </w:pPr>
+      <w:r>
+        <w:t>Replaceone</w:t>
+      </w:r>
+    </w:p>
+    <w:p>
+      <w:r>
+        <w:t>While replacing it will maintain _id alone and it will replace entire all fields with this field</w:t>
+      </w:r>
+    </w:p>
+    <w:p>
+      <w:r>
+        <w:t>Db.flights.replaceOne(condition,data);</w:t>
+      </w:r>
+    </w:p>
+    <w:p>
+      <w:r>
+        <w:t>db.flights.replaceOne(data);</w:t>
+      </w:r>
+    </w:p>
+    <w:p>
+      <w:r>
+        <w:t>//practice here</w:t>
+      </w:r>
+    </w:p>
+    <w:p>
+      <w:pPr>
+        <w:pStyle w:val="3h3-yellow"/>
+      </w:pPr>
+      <w:r>
+        <w:t>shutdownServer</w:t>
+      </w:r>
+    </w:p>
+    <w:p>
+      <w:r>
+        <w:t>db.shutdownServer(); //means shutdown the mongo db server</w:t>
+      </w:r>
+    </w:p>
+    <w:p>
+      <w:pPr>
+        <w:pStyle w:val="3h4-red"/>
+      </w:pPr>
+      <w:r>
         <w:lastRenderedPageBreak/>
-        <w:t xml:space="preserve">By default _id column will be fetched if u don’t want that to be </w:t>
-      </w:r>
-      <w:r>
-        <w:t>fetched,</w:t>
-      </w:r>
-      <w:r>
-        <w:t xml:space="preserve"> hence I gave 0 wantedly</w:t>
-      </w:r>
-    </w:p>
-    <w:p>
-      <w:r>
-        <w:t>We can use projections on inner documents</w:t>
-      </w:r>
-    </w:p>
-    <w:p>
-      <w:pPr>
-        <w:pStyle w:val="3h4-red"/>
-      </w:pPr>
-      <w:r>
-        <w:t>Replaceone</w:t>
-      </w:r>
-    </w:p>
-    <w:p>
-      <w:r>
-        <w:t>While replacing it will maintain _id alone and it will replace entire all fields with this field</w:t>
-      </w:r>
-    </w:p>
-    <w:p>
-      <w:r>
-        <w:t>Db.flights.replaceOne(condition,data);</w:t>
-      </w:r>
-    </w:p>
-    <w:p>
-      <w:r>
-        <w:t>db.flights.replaceOne(data);</w:t>
-      </w:r>
-    </w:p>
-    <w:p>
-      <w:r>
-        <w:t>//practice here</w:t>
-      </w:r>
-    </w:p>
-    <w:p>
-      <w:pPr>
-        <w:pStyle w:val="3h3-yellow"/>
-      </w:pPr>
-      <w:r>
-        <w:t>shutdownServer</w:t>
-      </w:r>
-    </w:p>
-    <w:p>
-      <w:r>
-        <w:t>db.shutdownServer(); //means shutdown the mongo db server</w:t>
-      </w:r>
-    </w:p>
-    <w:p>
-      <w:pPr>
-        <w:pStyle w:val="3h4-red"/>
-      </w:pPr>
-      <w:r>
         <w:t>Sort</w:t>
       </w:r>
     </w:p>
@@ -13320,6 +13330,7 @@
     </w:p>
     <w:p>
       <w:r>
+        <w:lastRenderedPageBreak/>
         <w:t xml:space="preserve">the problem was , since we are not using </w:t>
       </w:r>
       <w:r>
@@ -13641,6 +13652,7 @@
     </w:p>
     <w:p>
       <w:r>
+        <w:lastRenderedPageBreak/>
         <w:t>{  acknowledged: true,  insertedId: null,  matchedCount: 3,  modifiedCount: 3, upsertedCount: 0 }</w:t>
       </w:r>
     </w:p>
@@ -13686,7 +13698,6 @@
     </w:p>
     <w:p>
       <w:r>
-        <w:lastRenderedPageBreak/>
         <w:t xml:space="preserve">  {    _id: 'king1',    flightName: 'KingFisher-1',    capcacity: 50,    manufacturedBy: 'IQA',    </w:t>
       </w:r>
       <w:r>
@@ -13946,6 +13957,7 @@
             <w14:round/>
           </w14:textOutline>
         </w:rPr>
+        <w:lastRenderedPageBreak/>
         <w:t xml:space="preserve">      { title: 'Cooking', frequency: 6 }</w:t>
       </w:r>
     </w:p>
@@ -14344,7 +14356,6 @@
           <w:szCs w:val="24"/>
           <w:lang w:eastAsia="en-IN"/>
         </w:rPr>
-        <w:lastRenderedPageBreak/>
         <w:t>NumberDecimal</w:t>
       </w:r>
       <w:r>
@@ -14406,6 +14417,7 @@
           <w:noProof/>
           <w:lang w:eastAsia="en-IN"/>
         </w:rPr>
+        <w:lastRenderedPageBreak/>
         <w:drawing>
           <wp:inline distT="0" distB="0" distL="0" distR="0">
             <wp:extent cx="5727700" cy="4580890"/>
@@ -14515,6 +14527,7 @@
         <w:pStyle w:val="se-16"/>
       </w:pPr>
       <w:r>
+        <w:lastRenderedPageBreak/>
         <w:t>db.laptop.stats();</w:t>
       </w:r>
       <w:r>
@@ -14542,7 +14555,6 @@
         <w:pStyle w:val="3h4-red"/>
       </w:pPr>
       <w:r>
-        <w:lastRenderedPageBreak/>
         <w:t>operators</w:t>
       </w:r>
     </w:p>
@@ -14581,7 +14593,7 @@
       </w:pPr>
     </w:p>
     <w:sectPr>
-      <w:pgSz w:w="11906" w:h="16838"/>
+      <w:pgSz w:w="24480" w:h="15840" w:orient="landscape" w:code="3"/>
       <w:pgMar w:top="720" w:right="720" w:bottom="720" w:left="720" w:header="708" w:footer="708" w:gutter="0"/>
       <w:cols w:space="708"/>
       <w:docGrid w:linePitch="360"/>
@@ -18142,7 +18154,7 @@
 </file>
 
 <file path=customXml/itemProps1.xml><?xml version="1.0" encoding="utf-8"?>
-<ds:datastoreItem xmlns:ds="http://schemas.openxmlformats.org/officeDocument/2006/customXml" ds:itemID="{B0D52E75-6E3B-45EA-903F-F28D3A7476AF}">
+<ds:datastoreItem xmlns:ds="http://schemas.openxmlformats.org/officeDocument/2006/customXml" ds:itemID="{26AB0E3A-A4F6-45AB-9DB1-2D01C6919A57}">
   <ds:schemaRefs>
     <ds:schemaRef ds:uri="http://schemas.openxmlformats.org/officeDocument/2006/bibliography"/>
   </ds:schemaRefs>
